--- a/document-merge-service/kt_bern/templatefiles/fr-notification-de-defauts-materiel.docx
+++ b/document-merge-service/kt_bern/templatefiles/fr-notification-de-defauts-materiel.docx
@@ -1,6 +1,6 @@
 
 <file path=word/document.xml><?xml version="1.0" encoding="utf-8"?>
-<w:document xmlns:wpc="http://schemas.microsoft.com/office/word/2010/wordprocessingCanvas" xmlns:cx="http://schemas.microsoft.com/office/drawing/2014/chartex" xmlns:cx1="http://schemas.microsoft.com/office/drawing/2015/9/8/chartex" xmlns:mc="http://schemas.openxmlformats.org/markup-compatibility/2006" xmlns:o="urn:schemas-microsoft-com:office:office" xmlns:r="http://schemas.openxmlformats.org/officeDocument/2006/relationships" xmlns:m="http://schemas.openxmlformats.org/officeDocument/2006/math" xmlns:v="urn:schemas-microsoft-com:vml" xmlns:wp14="http://schemas.microsoft.com/office/word/2010/wordprocessingDrawing" xmlns:wp="http://schemas.openxmlformats.org/drawingml/2006/wordprocessingDrawing" xmlns:w10="urn:schemas-microsoft-com:office:word" xmlns:w="http://schemas.openxmlformats.org/wordprocessingml/2006/main" xmlns:w14="http://schemas.microsoft.com/office/word/2010/wordml" xmlns:w15="http://schemas.microsoft.com/office/word/2012/wordml" xmlns:w16se="http://schemas.microsoft.com/office/word/2015/wordml/symex" xmlns:wpg="http://schemas.microsoft.com/office/word/2010/wordprocessingGroup" xmlns:wpi="http://schemas.microsoft.com/office/word/2010/wordprocessingInk" xmlns:wne="http://schemas.microsoft.com/office/word/2006/wordml" xmlns:wps="http://schemas.microsoft.com/office/word/2010/wordprocessingShape" mc:Ignorable="w14 w15 w16se wp14">
+<w:document xmlns:wpc="http://schemas.microsoft.com/office/word/2010/wordprocessingCanvas" xmlns:cx="http://schemas.microsoft.com/office/drawing/2014/chartex" xmlns:cx1="http://schemas.microsoft.com/office/drawing/2015/9/8/chartex" xmlns:cx2="http://schemas.microsoft.com/office/drawing/2015/10/21/chartex" xmlns:cx3="http://schemas.microsoft.com/office/drawing/2016/5/9/chartex" xmlns:cx4="http://schemas.microsoft.com/office/drawing/2016/5/10/chartex" xmlns:cx5="http://schemas.microsoft.com/office/drawing/2016/5/11/chartex" xmlns:cx6="http://schemas.microsoft.com/office/drawing/2016/5/12/chartex" xmlns:cx7="http://schemas.microsoft.com/office/drawing/2016/5/13/chartex" xmlns:cx8="http://schemas.microsoft.com/office/drawing/2016/5/14/chartex" xmlns:mc="http://schemas.openxmlformats.org/markup-compatibility/2006" xmlns:aink="http://schemas.microsoft.com/office/drawing/2016/ink" xmlns:am3d="http://schemas.microsoft.com/office/drawing/2017/model3d" xmlns:o="urn:schemas-microsoft-com:office:office" xmlns:oel="http://schemas.microsoft.com/office/2019/extlst" xmlns:r="http://schemas.openxmlformats.org/officeDocument/2006/relationships" xmlns:m="http://schemas.openxmlformats.org/officeDocument/2006/math" xmlns:v="urn:schemas-microsoft-com:vml" xmlns:wp14="http://schemas.microsoft.com/office/word/2010/wordprocessingDrawing" xmlns:wp="http://schemas.openxmlformats.org/drawingml/2006/wordprocessingDrawing" xmlns:w10="urn:schemas-microsoft-com:office:word" xmlns:w="http://schemas.openxmlformats.org/wordprocessingml/2006/main" xmlns:w14="http://schemas.microsoft.com/office/word/2010/wordml" xmlns:w15="http://schemas.microsoft.com/office/word/2012/wordml" xmlns:w16cex="http://schemas.microsoft.com/office/word/2018/wordml/cex" xmlns:w16cid="http://schemas.microsoft.com/office/word/2016/wordml/cid" xmlns:w16="http://schemas.microsoft.com/office/word/2018/wordml" xmlns:w16sdtdh="http://schemas.microsoft.com/office/word/2020/wordml/sdtdatahash" xmlns:w16se="http://schemas.microsoft.com/office/word/2015/wordml/symex" xmlns:wpg="http://schemas.microsoft.com/office/word/2010/wordprocessingGroup" xmlns:wpi="http://schemas.microsoft.com/office/word/2010/wordprocessingInk" xmlns:wne="http://schemas.microsoft.com/office/word/2006/wordml" xmlns:wps="http://schemas.microsoft.com/office/word/2010/wordprocessingShape" mc:Ignorable="w14 w15 w16se w16cid w16 w16cex w16sdtdh wp14">
   <w:body>
     <w:p>
       <w:pPr>
@@ -186,7 +186,13 @@
               <w:spacing w:before="120" w:line="280" w:lineRule="exact"/>
             </w:pPr>
             <w:r>
-              <w:t>{{ADRESSE}}</w:t>
+              <w:t>{{</w:t>
+            </w:r>
+            <w:r>
+              <w:t>A</w:t>
+            </w:r>
+            <w:r>
+              <w:t>DRESSE}}</w:t>
             </w:r>
           </w:p>
         </w:tc>
@@ -574,8 +580,6 @@
               </w:rPr>
               <w:t>}}</w:t>
             </w:r>
-            <w:bookmarkStart w:id="1" w:name="_GoBack"/>
-            <w:bookmarkEnd w:id="1"/>
           </w:p>
         </w:tc>
       </w:tr>
@@ -1162,7 +1166,7 @@
 </file>
 
 <file path=word/endnotes.xml><?xml version="1.0" encoding="utf-8"?>
-<w:endnotes xmlns:wpc="http://schemas.microsoft.com/office/word/2010/wordprocessingCanvas" xmlns:cx="http://schemas.microsoft.com/office/drawing/2014/chartex" xmlns:cx1="http://schemas.microsoft.com/office/drawing/2015/9/8/chartex" xmlns:mc="http://schemas.openxmlformats.org/markup-compatibility/2006" xmlns:o="urn:schemas-microsoft-com:office:office" xmlns:r="http://schemas.openxmlformats.org/officeDocument/2006/relationships" xmlns:m="http://schemas.openxmlformats.org/officeDocument/2006/math" xmlns:v="urn:schemas-microsoft-com:vml" xmlns:wp14="http://schemas.microsoft.com/office/word/2010/wordprocessingDrawing" xmlns:wp="http://schemas.openxmlformats.org/drawingml/2006/wordprocessingDrawing" xmlns:w10="urn:schemas-microsoft-com:office:word" xmlns:w="http://schemas.openxmlformats.org/wordprocessingml/2006/main" xmlns:w14="http://schemas.microsoft.com/office/word/2010/wordml" xmlns:w15="http://schemas.microsoft.com/office/word/2012/wordml" xmlns:w16se="http://schemas.microsoft.com/office/word/2015/wordml/symex" xmlns:wpg="http://schemas.microsoft.com/office/word/2010/wordprocessingGroup" xmlns:wpi="http://schemas.microsoft.com/office/word/2010/wordprocessingInk" xmlns:wne="http://schemas.microsoft.com/office/word/2006/wordml" xmlns:wps="http://schemas.microsoft.com/office/word/2010/wordprocessingShape" mc:Ignorable="w14 w15 w16se wp14">
+<w:endnotes xmlns:wpc="http://schemas.microsoft.com/office/word/2010/wordprocessingCanvas" xmlns:cx="http://schemas.microsoft.com/office/drawing/2014/chartex" xmlns:cx1="http://schemas.microsoft.com/office/drawing/2015/9/8/chartex" xmlns:cx2="http://schemas.microsoft.com/office/drawing/2015/10/21/chartex" xmlns:cx3="http://schemas.microsoft.com/office/drawing/2016/5/9/chartex" xmlns:cx4="http://schemas.microsoft.com/office/drawing/2016/5/10/chartex" xmlns:cx5="http://schemas.microsoft.com/office/drawing/2016/5/11/chartex" xmlns:cx6="http://schemas.microsoft.com/office/drawing/2016/5/12/chartex" xmlns:cx7="http://schemas.microsoft.com/office/drawing/2016/5/13/chartex" xmlns:cx8="http://schemas.microsoft.com/office/drawing/2016/5/14/chartex" xmlns:mc="http://schemas.openxmlformats.org/markup-compatibility/2006" xmlns:aink="http://schemas.microsoft.com/office/drawing/2016/ink" xmlns:am3d="http://schemas.microsoft.com/office/drawing/2017/model3d" xmlns:o="urn:schemas-microsoft-com:office:office" xmlns:oel="http://schemas.microsoft.com/office/2019/extlst" xmlns:r="http://schemas.openxmlformats.org/officeDocument/2006/relationships" xmlns:m="http://schemas.openxmlformats.org/officeDocument/2006/math" xmlns:v="urn:schemas-microsoft-com:vml" xmlns:wp14="http://schemas.microsoft.com/office/word/2010/wordprocessingDrawing" xmlns:wp="http://schemas.openxmlformats.org/drawingml/2006/wordprocessingDrawing" xmlns:w10="urn:schemas-microsoft-com:office:word" xmlns:w="http://schemas.openxmlformats.org/wordprocessingml/2006/main" xmlns:w14="http://schemas.microsoft.com/office/word/2010/wordml" xmlns:w15="http://schemas.microsoft.com/office/word/2012/wordml" xmlns:w16cex="http://schemas.microsoft.com/office/word/2018/wordml/cex" xmlns:w16cid="http://schemas.microsoft.com/office/word/2016/wordml/cid" xmlns:w16="http://schemas.microsoft.com/office/word/2018/wordml" xmlns:w16sdtdh="http://schemas.microsoft.com/office/word/2020/wordml/sdtdatahash" xmlns:w16se="http://schemas.microsoft.com/office/word/2015/wordml/symex" xmlns:wpg="http://schemas.microsoft.com/office/word/2010/wordprocessingGroup" xmlns:wpi="http://schemas.microsoft.com/office/word/2010/wordprocessingInk" xmlns:wne="http://schemas.microsoft.com/office/word/2006/wordml" xmlns:wps="http://schemas.microsoft.com/office/word/2010/wordprocessingShape" mc:Ignorable="w14 w15 w16se w16cid w16 w16cex w16sdtdh wp14">
   <w:endnote w:type="separator" w:id="-1">
     <w:p>
       <w:r>
@@ -1181,7 +1185,7 @@
 </file>
 
 <file path=word/footer1.xml><?xml version="1.0" encoding="utf-8"?>
-<w:ftr xmlns:wpc="http://schemas.microsoft.com/office/word/2010/wordprocessingCanvas" xmlns:cx="http://schemas.microsoft.com/office/drawing/2014/chartex" xmlns:cx1="http://schemas.microsoft.com/office/drawing/2015/9/8/chartex" xmlns:mc="http://schemas.openxmlformats.org/markup-compatibility/2006" xmlns:o="urn:schemas-microsoft-com:office:office" xmlns:r="http://schemas.openxmlformats.org/officeDocument/2006/relationships" xmlns:m="http://schemas.openxmlformats.org/officeDocument/2006/math" xmlns:v="urn:schemas-microsoft-com:vml" xmlns:wp14="http://schemas.microsoft.com/office/word/2010/wordprocessingDrawing" xmlns:wp="http://schemas.openxmlformats.org/drawingml/2006/wordprocessingDrawing" xmlns:w10="urn:schemas-microsoft-com:office:word" xmlns:w="http://schemas.openxmlformats.org/wordprocessingml/2006/main" xmlns:w14="http://schemas.microsoft.com/office/word/2010/wordml" xmlns:w15="http://schemas.microsoft.com/office/word/2012/wordml" xmlns:w16se="http://schemas.microsoft.com/office/word/2015/wordml/symex" xmlns:wpg="http://schemas.microsoft.com/office/word/2010/wordprocessingGroup" xmlns:wpi="http://schemas.microsoft.com/office/word/2010/wordprocessingInk" xmlns:wne="http://schemas.microsoft.com/office/word/2006/wordml" xmlns:wps="http://schemas.microsoft.com/office/word/2010/wordprocessingShape" mc:Ignorable="w14 w15 w16se wp14">
+<w:ftr xmlns:wpc="http://schemas.microsoft.com/office/word/2010/wordprocessingCanvas" xmlns:cx="http://schemas.microsoft.com/office/drawing/2014/chartex" xmlns:cx1="http://schemas.microsoft.com/office/drawing/2015/9/8/chartex" xmlns:cx2="http://schemas.microsoft.com/office/drawing/2015/10/21/chartex" xmlns:cx3="http://schemas.microsoft.com/office/drawing/2016/5/9/chartex" xmlns:cx4="http://schemas.microsoft.com/office/drawing/2016/5/10/chartex" xmlns:cx5="http://schemas.microsoft.com/office/drawing/2016/5/11/chartex" xmlns:cx6="http://schemas.microsoft.com/office/drawing/2016/5/12/chartex" xmlns:cx7="http://schemas.microsoft.com/office/drawing/2016/5/13/chartex" xmlns:cx8="http://schemas.microsoft.com/office/drawing/2016/5/14/chartex" xmlns:mc="http://schemas.openxmlformats.org/markup-compatibility/2006" xmlns:aink="http://schemas.microsoft.com/office/drawing/2016/ink" xmlns:am3d="http://schemas.microsoft.com/office/drawing/2017/model3d" xmlns:o="urn:schemas-microsoft-com:office:office" xmlns:oel="http://schemas.microsoft.com/office/2019/extlst" xmlns:r="http://schemas.openxmlformats.org/officeDocument/2006/relationships" xmlns:m="http://schemas.openxmlformats.org/officeDocument/2006/math" xmlns:v="urn:schemas-microsoft-com:vml" xmlns:wp14="http://schemas.microsoft.com/office/word/2010/wordprocessingDrawing" xmlns:wp="http://schemas.openxmlformats.org/drawingml/2006/wordprocessingDrawing" xmlns:w10="urn:schemas-microsoft-com:office:word" xmlns:w="http://schemas.openxmlformats.org/wordprocessingml/2006/main" xmlns:w14="http://schemas.microsoft.com/office/word/2010/wordml" xmlns:w15="http://schemas.microsoft.com/office/word/2012/wordml" xmlns:w16cex="http://schemas.microsoft.com/office/word/2018/wordml/cex" xmlns:w16cid="http://schemas.microsoft.com/office/word/2016/wordml/cid" xmlns:w16="http://schemas.microsoft.com/office/word/2018/wordml" xmlns:w16sdtdh="http://schemas.microsoft.com/office/word/2020/wordml/sdtdatahash" xmlns:w16se="http://schemas.microsoft.com/office/word/2015/wordml/symex" xmlns:wpg="http://schemas.microsoft.com/office/word/2010/wordprocessingGroup" xmlns:wpi="http://schemas.microsoft.com/office/word/2010/wordprocessingInk" xmlns:wne="http://schemas.microsoft.com/office/word/2006/wordml" xmlns:wps="http://schemas.microsoft.com/office/word/2010/wordprocessingShape" mc:Ignorable="w14 w15 w16se w16cid w16 w16cex w16sdtdh wp14">
   <w:p>
     <w:pPr>
       <w:pStyle w:val="Fuzeile1"/>
@@ -1215,7 +1219,7 @@
 </file>
 
 <file path=word/footnotes.xml><?xml version="1.0" encoding="utf-8"?>
-<w:footnotes xmlns:wpc="http://schemas.microsoft.com/office/word/2010/wordprocessingCanvas" xmlns:cx="http://schemas.microsoft.com/office/drawing/2014/chartex" xmlns:cx1="http://schemas.microsoft.com/office/drawing/2015/9/8/chartex" xmlns:mc="http://schemas.openxmlformats.org/markup-compatibility/2006" xmlns:o="urn:schemas-microsoft-com:office:office" xmlns:r="http://schemas.openxmlformats.org/officeDocument/2006/relationships" xmlns:m="http://schemas.openxmlformats.org/officeDocument/2006/math" xmlns:v="urn:schemas-microsoft-com:vml" xmlns:wp14="http://schemas.microsoft.com/office/word/2010/wordprocessingDrawing" xmlns:wp="http://schemas.openxmlformats.org/drawingml/2006/wordprocessingDrawing" xmlns:w10="urn:schemas-microsoft-com:office:word" xmlns:w="http://schemas.openxmlformats.org/wordprocessingml/2006/main" xmlns:w14="http://schemas.microsoft.com/office/word/2010/wordml" xmlns:w15="http://schemas.microsoft.com/office/word/2012/wordml" xmlns:w16se="http://schemas.microsoft.com/office/word/2015/wordml/symex" xmlns:wpg="http://schemas.microsoft.com/office/word/2010/wordprocessingGroup" xmlns:wpi="http://schemas.microsoft.com/office/word/2010/wordprocessingInk" xmlns:wne="http://schemas.microsoft.com/office/word/2006/wordml" xmlns:wps="http://schemas.microsoft.com/office/word/2010/wordprocessingShape" mc:Ignorable="w14 w15 w16se wp14">
+<w:footnotes xmlns:wpc="http://schemas.microsoft.com/office/word/2010/wordprocessingCanvas" xmlns:cx="http://schemas.microsoft.com/office/drawing/2014/chartex" xmlns:cx1="http://schemas.microsoft.com/office/drawing/2015/9/8/chartex" xmlns:cx2="http://schemas.microsoft.com/office/drawing/2015/10/21/chartex" xmlns:cx3="http://schemas.microsoft.com/office/drawing/2016/5/9/chartex" xmlns:cx4="http://schemas.microsoft.com/office/drawing/2016/5/10/chartex" xmlns:cx5="http://schemas.microsoft.com/office/drawing/2016/5/11/chartex" xmlns:cx6="http://schemas.microsoft.com/office/drawing/2016/5/12/chartex" xmlns:cx7="http://schemas.microsoft.com/office/drawing/2016/5/13/chartex" xmlns:cx8="http://schemas.microsoft.com/office/drawing/2016/5/14/chartex" xmlns:mc="http://schemas.openxmlformats.org/markup-compatibility/2006" xmlns:aink="http://schemas.microsoft.com/office/drawing/2016/ink" xmlns:am3d="http://schemas.microsoft.com/office/drawing/2017/model3d" xmlns:o="urn:schemas-microsoft-com:office:office" xmlns:oel="http://schemas.microsoft.com/office/2019/extlst" xmlns:r="http://schemas.openxmlformats.org/officeDocument/2006/relationships" xmlns:m="http://schemas.openxmlformats.org/officeDocument/2006/math" xmlns:v="urn:schemas-microsoft-com:vml" xmlns:wp14="http://schemas.microsoft.com/office/word/2010/wordprocessingDrawing" xmlns:wp="http://schemas.openxmlformats.org/drawingml/2006/wordprocessingDrawing" xmlns:w10="urn:schemas-microsoft-com:office:word" xmlns:w="http://schemas.openxmlformats.org/wordprocessingml/2006/main" xmlns:w14="http://schemas.microsoft.com/office/word/2010/wordml" xmlns:w15="http://schemas.microsoft.com/office/word/2012/wordml" xmlns:w16cex="http://schemas.microsoft.com/office/word/2018/wordml/cex" xmlns:w16cid="http://schemas.microsoft.com/office/word/2016/wordml/cid" xmlns:w16="http://schemas.microsoft.com/office/word/2018/wordml" xmlns:w16sdtdh="http://schemas.microsoft.com/office/word/2020/wordml/sdtdatahash" xmlns:w16se="http://schemas.microsoft.com/office/word/2015/wordml/symex" xmlns:wpg="http://schemas.microsoft.com/office/word/2010/wordprocessingGroup" xmlns:wpi="http://schemas.microsoft.com/office/word/2010/wordprocessingInk" xmlns:wne="http://schemas.microsoft.com/office/word/2006/wordml" xmlns:wps="http://schemas.microsoft.com/office/word/2010/wordprocessingShape" mc:Ignorable="w14 w15 w16se w16cid w16 w16cex w16sdtdh wp14">
   <w:footnote w:type="separator" w:id="-1">
     <w:p>
       <w:r>
@@ -1234,7 +1238,7 @@
 </file>
 
 <file path=word/header1.xml><?xml version="1.0" encoding="utf-8"?>
-<w:hdr xmlns:wpc="http://schemas.microsoft.com/office/word/2010/wordprocessingCanvas" xmlns:cx="http://schemas.microsoft.com/office/drawing/2014/chartex" xmlns:cx1="http://schemas.microsoft.com/office/drawing/2015/9/8/chartex" xmlns:mc="http://schemas.openxmlformats.org/markup-compatibility/2006" xmlns:o="urn:schemas-microsoft-com:office:office" xmlns:r="http://schemas.openxmlformats.org/officeDocument/2006/relationships" xmlns:m="http://schemas.openxmlformats.org/officeDocument/2006/math" xmlns:v="urn:schemas-microsoft-com:vml" xmlns:wp14="http://schemas.microsoft.com/office/word/2010/wordprocessingDrawing" xmlns:wp="http://schemas.openxmlformats.org/drawingml/2006/wordprocessingDrawing" xmlns:w10="urn:schemas-microsoft-com:office:word" xmlns:w="http://schemas.openxmlformats.org/wordprocessingml/2006/main" xmlns:w14="http://schemas.microsoft.com/office/word/2010/wordml" xmlns:w15="http://schemas.microsoft.com/office/word/2012/wordml" xmlns:w16se="http://schemas.microsoft.com/office/word/2015/wordml/symex" xmlns:wpg="http://schemas.microsoft.com/office/word/2010/wordprocessingGroup" xmlns:wpi="http://schemas.microsoft.com/office/word/2010/wordprocessingInk" xmlns:wne="http://schemas.microsoft.com/office/word/2006/wordml" xmlns:wps="http://schemas.microsoft.com/office/word/2010/wordprocessingShape" mc:Ignorable="w14 w15 w16se wp14">
+<w:hdr xmlns:wpc="http://schemas.microsoft.com/office/word/2010/wordprocessingCanvas" xmlns:cx="http://schemas.microsoft.com/office/drawing/2014/chartex" xmlns:cx1="http://schemas.microsoft.com/office/drawing/2015/9/8/chartex" xmlns:cx2="http://schemas.microsoft.com/office/drawing/2015/10/21/chartex" xmlns:cx3="http://schemas.microsoft.com/office/drawing/2016/5/9/chartex" xmlns:cx4="http://schemas.microsoft.com/office/drawing/2016/5/10/chartex" xmlns:cx5="http://schemas.microsoft.com/office/drawing/2016/5/11/chartex" xmlns:cx6="http://schemas.microsoft.com/office/drawing/2016/5/12/chartex" xmlns:cx7="http://schemas.microsoft.com/office/drawing/2016/5/13/chartex" xmlns:cx8="http://schemas.microsoft.com/office/drawing/2016/5/14/chartex" xmlns:mc="http://schemas.openxmlformats.org/markup-compatibility/2006" xmlns:aink="http://schemas.microsoft.com/office/drawing/2016/ink" xmlns:am3d="http://schemas.microsoft.com/office/drawing/2017/model3d" xmlns:o="urn:schemas-microsoft-com:office:office" xmlns:oel="http://schemas.microsoft.com/office/2019/extlst" xmlns:r="http://schemas.openxmlformats.org/officeDocument/2006/relationships" xmlns:m="http://schemas.openxmlformats.org/officeDocument/2006/math" xmlns:v="urn:schemas-microsoft-com:vml" xmlns:wp14="http://schemas.microsoft.com/office/word/2010/wordprocessingDrawing" xmlns:wp="http://schemas.openxmlformats.org/drawingml/2006/wordprocessingDrawing" xmlns:w10="urn:schemas-microsoft-com:office:word" xmlns:w="http://schemas.openxmlformats.org/wordprocessingml/2006/main" xmlns:w14="http://schemas.microsoft.com/office/word/2010/wordml" xmlns:w15="http://schemas.microsoft.com/office/word/2012/wordml" xmlns:w16cex="http://schemas.microsoft.com/office/word/2018/wordml/cex" xmlns:w16cid="http://schemas.microsoft.com/office/word/2016/wordml/cid" xmlns:w16="http://schemas.microsoft.com/office/word/2018/wordml" xmlns:w16sdtdh="http://schemas.microsoft.com/office/word/2020/wordml/sdtdatahash" xmlns:w16se="http://schemas.microsoft.com/office/word/2015/wordml/symex" xmlns:wpg="http://schemas.microsoft.com/office/word/2010/wordprocessingGroup" xmlns:wpi="http://schemas.microsoft.com/office/word/2010/wordprocessingInk" xmlns:wne="http://schemas.microsoft.com/office/word/2006/wordml" xmlns:wps="http://schemas.microsoft.com/office/word/2010/wordprocessingShape" mc:Ignorable="w14 w15 w16se w16cid w16 w16cex w16sdtdh wp14">
   <w:p>
     <w:pPr>
       <w:pStyle w:val="Fuzeile1"/>
@@ -1272,7 +1276,7 @@
 </file>
 
 <file path=word/numbering.xml><?xml version="1.0" encoding="utf-8"?>
-<w:numbering xmlns:wpc="http://schemas.microsoft.com/office/word/2010/wordprocessingCanvas" xmlns:cx="http://schemas.microsoft.com/office/drawing/2014/chartex" xmlns:cx1="http://schemas.microsoft.com/office/drawing/2015/9/8/chartex" xmlns:mc="http://schemas.openxmlformats.org/markup-compatibility/2006" xmlns:o="urn:schemas-microsoft-com:office:office" xmlns:r="http://schemas.openxmlformats.org/officeDocument/2006/relationships" xmlns:m="http://schemas.openxmlformats.org/officeDocument/2006/math" xmlns:v="urn:schemas-microsoft-com:vml" xmlns:wp14="http://schemas.microsoft.com/office/word/2010/wordprocessingDrawing" xmlns:wp="http://schemas.openxmlformats.org/drawingml/2006/wordprocessingDrawing" xmlns:w10="urn:schemas-microsoft-com:office:word" xmlns:w="http://schemas.openxmlformats.org/wordprocessingml/2006/main" xmlns:w14="http://schemas.microsoft.com/office/word/2010/wordml" xmlns:w15="http://schemas.microsoft.com/office/word/2012/wordml" xmlns:w16se="http://schemas.microsoft.com/office/word/2015/wordml/symex" xmlns:wpg="http://schemas.microsoft.com/office/word/2010/wordprocessingGroup" xmlns:wpi="http://schemas.microsoft.com/office/word/2010/wordprocessingInk" xmlns:wne="http://schemas.microsoft.com/office/word/2006/wordml" xmlns:wps="http://schemas.microsoft.com/office/word/2010/wordprocessingShape" mc:Ignorable="w14 w15 w16se wp14">
+<w:numbering xmlns:wpc="http://schemas.microsoft.com/office/word/2010/wordprocessingCanvas" xmlns:cx="http://schemas.microsoft.com/office/drawing/2014/chartex" xmlns:cx1="http://schemas.microsoft.com/office/drawing/2015/9/8/chartex" xmlns:cx2="http://schemas.microsoft.com/office/drawing/2015/10/21/chartex" xmlns:cx3="http://schemas.microsoft.com/office/drawing/2016/5/9/chartex" xmlns:cx4="http://schemas.microsoft.com/office/drawing/2016/5/10/chartex" xmlns:cx5="http://schemas.microsoft.com/office/drawing/2016/5/11/chartex" xmlns:cx6="http://schemas.microsoft.com/office/drawing/2016/5/12/chartex" xmlns:cx7="http://schemas.microsoft.com/office/drawing/2016/5/13/chartex" xmlns:cx8="http://schemas.microsoft.com/office/drawing/2016/5/14/chartex" xmlns:mc="http://schemas.openxmlformats.org/markup-compatibility/2006" xmlns:aink="http://schemas.microsoft.com/office/drawing/2016/ink" xmlns:am3d="http://schemas.microsoft.com/office/drawing/2017/model3d" xmlns:o="urn:schemas-microsoft-com:office:office" xmlns:oel="http://schemas.microsoft.com/office/2019/extlst" xmlns:r="http://schemas.openxmlformats.org/officeDocument/2006/relationships" xmlns:m="http://schemas.openxmlformats.org/officeDocument/2006/math" xmlns:v="urn:schemas-microsoft-com:vml" xmlns:wp14="http://schemas.microsoft.com/office/word/2010/wordprocessingDrawing" xmlns:wp="http://schemas.openxmlformats.org/drawingml/2006/wordprocessingDrawing" xmlns:w10="urn:schemas-microsoft-com:office:word" xmlns:w="http://schemas.openxmlformats.org/wordprocessingml/2006/main" xmlns:w14="http://schemas.microsoft.com/office/word/2010/wordml" xmlns:w15="http://schemas.microsoft.com/office/word/2012/wordml" xmlns:w16cex="http://schemas.microsoft.com/office/word/2018/wordml/cex" xmlns:w16cid="http://schemas.microsoft.com/office/word/2016/wordml/cid" xmlns:w16="http://schemas.microsoft.com/office/word/2018/wordml" xmlns:w16sdtdh="http://schemas.microsoft.com/office/word/2020/wordml/sdtdatahash" xmlns:w16se="http://schemas.microsoft.com/office/word/2015/wordml/symex" xmlns:wpg="http://schemas.microsoft.com/office/word/2010/wordprocessingGroup" xmlns:wpi="http://schemas.microsoft.com/office/word/2010/wordprocessingInk" xmlns:wne="http://schemas.microsoft.com/office/word/2006/wordml" xmlns:wps="http://schemas.microsoft.com/office/word/2010/wordprocessingShape" mc:Ignorable="w14 w15 w16se w16cid w16 w16cex w16sdtdh wp14">
   <w:abstractNum w:abstractNumId="0" w15:restartNumberingAfterBreak="0">
     <w:nsid w:val="12823AE4"/>
     <w:multiLevelType w:val="multilevel"/>
@@ -1509,17 +1513,17 @@
       </w:rPr>
     </w:lvl>
   </w:abstractNum>
-  <w:num w:numId="1">
+  <w:num w:numId="1" w16cid:durableId="260190247">
     <w:abstractNumId w:val="1"/>
   </w:num>
-  <w:num w:numId="2">
+  <w:num w:numId="2" w16cid:durableId="1809085848">
     <w:abstractNumId w:val="0"/>
   </w:num>
 </w:numbering>
 </file>
 
 <file path=word/styles.xml><?xml version="1.0" encoding="utf-8"?>
-<w:styles xmlns:mc="http://schemas.openxmlformats.org/markup-compatibility/2006" xmlns:r="http://schemas.openxmlformats.org/officeDocument/2006/relationships" xmlns:w="http://schemas.openxmlformats.org/wordprocessingml/2006/main" xmlns:w14="http://schemas.microsoft.com/office/word/2010/wordml" xmlns:w15="http://schemas.microsoft.com/office/word/2012/wordml" xmlns:w16se="http://schemas.microsoft.com/office/word/2015/wordml/symex" mc:Ignorable="w14 w15 w16se">
+<w:styles xmlns:mc="http://schemas.openxmlformats.org/markup-compatibility/2006" xmlns:r="http://schemas.openxmlformats.org/officeDocument/2006/relationships" xmlns:w="http://schemas.openxmlformats.org/wordprocessingml/2006/main" xmlns:w14="http://schemas.microsoft.com/office/word/2010/wordml" xmlns:w15="http://schemas.microsoft.com/office/word/2012/wordml" xmlns:w16cex="http://schemas.microsoft.com/office/word/2018/wordml/cex" xmlns:w16cid="http://schemas.microsoft.com/office/word/2016/wordml/cid" xmlns:w16="http://schemas.microsoft.com/office/word/2018/wordml" xmlns:w16sdtdh="http://schemas.microsoft.com/office/word/2020/wordml/sdtdatahash" xmlns:w16se="http://schemas.microsoft.com/office/word/2015/wordml/symex" mc:Ignorable="w14 w15 w16se w16cid w16 w16cex w16sdtdh">
   <w:docDefaults>
     <w:rPrDefault>
       <w:rPr>
@@ -1530,7 +1534,7 @@
     </w:rPrDefault>
     <w:pPrDefault/>
   </w:docDefaults>
-  <w:latentStyles w:defLockedState="0" w:defUIPriority="99" w:defSemiHidden="0" w:defUnhideWhenUsed="0" w:defQFormat="0" w:count="371">
+  <w:latentStyles w:defLockedState="0" w:defUIPriority="99" w:defSemiHidden="0" w:defUnhideWhenUsed="0" w:defQFormat="0" w:count="376">
     <w:lsdException w:name="Normal" w:uiPriority="0" w:qFormat="1"/>
     <w:lsdException w:name="heading 1" w:uiPriority="9" w:qFormat="1"/>
     <w:lsdException w:name="heading 2" w:semiHidden="1" w:uiPriority="9" w:unhideWhenUsed="1" w:qFormat="1"/>
@@ -1893,6 +1897,11 @@
     <w:lsdException w:name="List Table 5 Dark Accent 6" w:uiPriority="50"/>
     <w:lsdException w:name="List Table 6 Colorful Accent 6" w:uiPriority="51"/>
     <w:lsdException w:name="List Table 7 Colorful Accent 6" w:uiPriority="52"/>
+    <w:lsdException w:name="Mention" w:semiHidden="1" w:unhideWhenUsed="1"/>
+    <w:lsdException w:name="Smart Hyperlink" w:semiHidden="1" w:unhideWhenUsed="1"/>
+    <w:lsdException w:name="Hashtag" w:semiHidden="1" w:unhideWhenUsed="1"/>
+    <w:lsdException w:name="Unresolved Mention" w:semiHidden="1" w:unhideWhenUsed="1"/>
+    <w:lsdException w:name="Smart Link" w:semiHidden="1" w:unhideWhenUsed="1"/>
   </w:latentStyles>
   <w:style w:type="paragraph" w:default="1" w:styleId="Standard">
     <w:name w:val="Normal"/>
@@ -3079,49 +3088,18 @@
 </file>
 
 <file path=customXml/item1.xml><?xml version="1.0" encoding="utf-8"?>
-<?mso-contentType ?>
-<spe:Receivers xmlns:spe="http://schemas.microsoft.com/sharepoint/events">
-  <Receiver>
-    <Name>Document ID Generator</Name>
-    <Synchronization>Synchronous</Synchronization>
-    <Type>10001</Type>
-    <SequenceNumber>1000</SequenceNumber>
-    <Assembly>Microsoft.Office.DocumentManagement, Version=14.0.0.0, Culture=neutral, PublicKeyToken=71e9bce111e9429c</Assembly>
-    <Class>Microsoft.Office.DocumentManagement.Internal.DocIdHandler</Class>
-    <Data/>
-    <Filter/>
-  </Receiver>
-  <Receiver>
-    <Name>Document ID Generator</Name>
-    <Synchronization>Synchronous</Synchronization>
-    <Type>10002</Type>
-    <SequenceNumber>1001</SequenceNumber>
-    <Assembly>Microsoft.Office.DocumentManagement, Version=14.0.0.0, Culture=neutral, PublicKeyToken=71e9bce111e9429c</Assembly>
-    <Class>Microsoft.Office.DocumentManagement.Internal.DocIdHandler</Class>
-    <Data/>
-    <Filter/>
-  </Receiver>
-  <Receiver>
-    <Name>Document ID Generator</Name>
-    <Synchronization>Synchronous</Synchronization>
-    <Type>10004</Type>
-    <SequenceNumber>1002</SequenceNumber>
-    <Assembly>Microsoft.Office.DocumentManagement, Version=14.0.0.0, Culture=neutral, PublicKeyToken=71e9bce111e9429c</Assembly>
-    <Class>Microsoft.Office.DocumentManagement.Internal.DocIdHandler</Class>
-    <Data/>
-    <Filter/>
-  </Receiver>
-  <Receiver>
-    <Name>Document ID Generator</Name>
-    <Synchronization>Synchronous</Synchronization>
-    <Type>10006</Type>
-    <SequenceNumber>1003</SequenceNumber>
-    <Assembly>Microsoft.Office.DocumentManagement, Version=14.0.0.0, Culture=neutral, PublicKeyToken=71e9bce111e9429c</Assembly>
-    <Class>Microsoft.Office.DocumentManagement.Internal.DocIdHandler</Class>
-    <Data/>
-    <Filter/>
-  </Receiver>
-</spe:Receivers>
+<p:properties xmlns:p="http://schemas.microsoft.com/office/2006/metadata/properties" xmlns:xsi="http://www.w3.org/2001/XMLSchema-instance" xmlns:pc="http://schemas.microsoft.com/office/infopath/2007/PartnerControls">
+  <documentManagement>
+    <Konzept xmlns="9b8c0751-faa8-4231-a5ac-6bf79da18d38">5.3.10 Vorlagen</Konzept>
+    <Detail xmlns="9b8c0751-faa8-4231-a5ac-6bf79da18d38" xsi:nil="true"/>
+    <Kategorie xmlns="9b8c0751-faa8-4231-a5ac-6bf79da18d38">5.3 Phasenabschluss Konzept</Kategorie>
+    <_dlc_DocId xmlns="54ee83ef-352e-45b0-bb8b-979b683ba7bf">ZSZN6JXWY7WE-3092-165</_dlc_DocId>
+    <_dlc_DocIdUrl xmlns="54ee83ef-352e-45b0-bb8b-979b683ba7bf">
+      <Url>https://www.collaboration.apps.be.ch/e-bau/_layouts/DocIdRedir.aspx?ID=ZSZN6JXWY7WE-3092-165</Url>
+      <Description>ZSZN6JXWY7WE-3092-165</Description>
+    </_dlc_DocIdUrl>
+  </documentManagement>
+</p:properties>
 </file>
 
 <file path=customXml/item2.xml><?xml version="1.0" encoding="utf-8"?>
@@ -3312,18 +3290,49 @@
 </file>
 
 <file path=customXml/item3.xml><?xml version="1.0" encoding="utf-8"?>
-<p:properties xmlns:p="http://schemas.microsoft.com/office/2006/metadata/properties" xmlns:xsi="http://www.w3.org/2001/XMLSchema-instance" xmlns:pc="http://schemas.microsoft.com/office/infopath/2007/PartnerControls">
-  <documentManagement>
-    <Konzept xmlns="9b8c0751-faa8-4231-a5ac-6bf79da18d38">5.3.10 Vorlagen</Konzept>
-    <Detail xmlns="9b8c0751-faa8-4231-a5ac-6bf79da18d38" xsi:nil="true"/>
-    <Kategorie xmlns="9b8c0751-faa8-4231-a5ac-6bf79da18d38">5.3 Phasenabschluss Konzept</Kategorie>
-    <_dlc_DocId xmlns="54ee83ef-352e-45b0-bb8b-979b683ba7bf">ZSZN6JXWY7WE-3092-165</_dlc_DocId>
-    <_dlc_DocIdUrl xmlns="54ee83ef-352e-45b0-bb8b-979b683ba7bf">
-      <Url>https://www.collaboration.apps.be.ch/e-bau/_layouts/DocIdRedir.aspx?ID=ZSZN6JXWY7WE-3092-165</Url>
-      <Description>ZSZN6JXWY7WE-3092-165</Description>
-    </_dlc_DocIdUrl>
-  </documentManagement>
-</p:properties>
+<?mso-contentType ?>
+<spe:Receivers xmlns:spe="http://schemas.microsoft.com/sharepoint/events">
+  <Receiver>
+    <Name>Document ID Generator</Name>
+    <Synchronization>Synchronous</Synchronization>
+    <Type>10001</Type>
+    <SequenceNumber>1000</SequenceNumber>
+    <Assembly>Microsoft.Office.DocumentManagement, Version=14.0.0.0, Culture=neutral, PublicKeyToken=71e9bce111e9429c</Assembly>
+    <Class>Microsoft.Office.DocumentManagement.Internal.DocIdHandler</Class>
+    <Data/>
+    <Filter/>
+  </Receiver>
+  <Receiver>
+    <Name>Document ID Generator</Name>
+    <Synchronization>Synchronous</Synchronization>
+    <Type>10002</Type>
+    <SequenceNumber>1001</SequenceNumber>
+    <Assembly>Microsoft.Office.DocumentManagement, Version=14.0.0.0, Culture=neutral, PublicKeyToken=71e9bce111e9429c</Assembly>
+    <Class>Microsoft.Office.DocumentManagement.Internal.DocIdHandler</Class>
+    <Data/>
+    <Filter/>
+  </Receiver>
+  <Receiver>
+    <Name>Document ID Generator</Name>
+    <Synchronization>Synchronous</Synchronization>
+    <Type>10004</Type>
+    <SequenceNumber>1002</SequenceNumber>
+    <Assembly>Microsoft.Office.DocumentManagement, Version=14.0.0.0, Culture=neutral, PublicKeyToken=71e9bce111e9429c</Assembly>
+    <Class>Microsoft.Office.DocumentManagement.Internal.DocIdHandler</Class>
+    <Data/>
+    <Filter/>
+  </Receiver>
+  <Receiver>
+    <Name>Document ID Generator</Name>
+    <Synchronization>Synchronous</Synchronization>
+    <Type>10006</Type>
+    <SequenceNumber>1003</SequenceNumber>
+    <Assembly>Microsoft.Office.DocumentManagement, Version=14.0.0.0, Culture=neutral, PublicKeyToken=71e9bce111e9429c</Assembly>
+    <Class>Microsoft.Office.DocumentManagement.Internal.DocIdHandler</Class>
+    <Data/>
+    <Filter/>
+  </Receiver>
+</spe:Receivers>
 </file>
 
 <file path=customXml/item4.xml><?xml version="1.0" encoding="utf-8"?>
@@ -3336,9 +3345,12 @@
 </file>
 
 <file path=customXml/itemProps1.xml><?xml version="1.0" encoding="utf-8"?>
-<ds:datastoreItem xmlns:ds="http://schemas.openxmlformats.org/officeDocument/2006/customXml" ds:itemID="{ACB1CF03-321E-4951-84A9-64CE477BB5B7}">
+<ds:datastoreItem xmlns:ds="http://schemas.openxmlformats.org/officeDocument/2006/customXml" ds:itemID="{C536CBA0-5527-4ADE-BA50-D20B24EF8D53}">
   <ds:schemaRefs>
-    <ds:schemaRef ds:uri="http://schemas.microsoft.com/sharepoint/events"/>
+    <ds:schemaRef ds:uri="http://schemas.microsoft.com/office/2006/metadata/properties"/>
+    <ds:schemaRef ds:uri="http://schemas.microsoft.com/office/infopath/2007/PartnerControls"/>
+    <ds:schemaRef ds:uri="9b8c0751-faa8-4231-a5ac-6bf79da18d38"/>
+    <ds:schemaRef ds:uri="54ee83ef-352e-45b0-bb8b-979b683ba7bf"/>
   </ds:schemaRefs>
 </ds:datastoreItem>
 </file>
@@ -3363,18 +3375,9 @@
 </file>
 
 <file path=customXml/itemProps3.xml><?xml version="1.0" encoding="utf-8"?>
-<ds:datastoreItem xmlns:ds="http://schemas.openxmlformats.org/officeDocument/2006/customXml" ds:itemID="{C536CBA0-5527-4ADE-BA50-D20B24EF8D53}">
+<ds:datastoreItem xmlns:ds="http://schemas.openxmlformats.org/officeDocument/2006/customXml" ds:itemID="{ACB1CF03-321E-4951-84A9-64CE477BB5B7}">
   <ds:schemaRefs>
-    <ds:schemaRef ds:uri="http://purl.org/dc/terms/"/>
-    <ds:schemaRef ds:uri="http://schemas.microsoft.com/office/2006/documentManagement/types"/>
-    <ds:schemaRef ds:uri="http://schemas.openxmlformats.org/package/2006/metadata/core-properties"/>
-    <ds:schemaRef ds:uri="http://purl.org/dc/elements/1.1/"/>
-    <ds:schemaRef ds:uri="http://schemas.microsoft.com/office/infopath/2007/PartnerControls"/>
-    <ds:schemaRef ds:uri="54ee83ef-352e-45b0-bb8b-979b683ba7bf"/>
-    <ds:schemaRef ds:uri="http://schemas.microsoft.com/office/2006/metadata/properties"/>
-    <ds:schemaRef ds:uri="9b8c0751-faa8-4231-a5ac-6bf79da18d38"/>
-    <ds:schemaRef ds:uri="http://www.w3.org/XML/1998/namespace"/>
-    <ds:schemaRef ds:uri="http://purl.org/dc/dcmitype/"/>
+    <ds:schemaRef ds:uri="http://schemas.microsoft.com/sharepoint/events"/>
   </ds:schemaRefs>
 </ds:datastoreItem>
 </file>
